--- a/Aula 06 - 16-09-2026/Aula 6 - Apostila do Aluno.docx
+++ b/Aula 06 - 16-09-2026/Aula 6 - Apostila do Aluno.docx
@@ -12,7 +12,7 @@
           <w:color w:val="1F497D"/>
           <w:sz w:val="40"/>
         </w:rPr>
-        <w:t>APOSTILA DO ALUNO — AULA 6</w:t>
+        <w:t>APOSTILA DO ALUNO - AULA 6</w:t>
       </w:r>
     </w:p>
     <w:p>
@@ -23,7 +23,7 @@
         <w:rPr>
           <w:sz w:val="26"/>
         </w:rPr>
-        <w:t>Microsoft Power BI Desktop — Introdução ao DAX: Medidas e Agregações</w:t>
+        <w:t>Microsoft Power BI Desktop - Introdução ao DAX: Medidas e Agregações</w:t>
       </w:r>
     </w:p>
     <w:p>
@@ -198,7 +198,7 @@
           </w:tcPr>
           <w:p>
             <w:r>
-              <w:t>Não é armazenada — calculada em tempo real</w:t>
+              <w:t>Não é armazenada, é calculada em tempo real</w:t>
             </w:r>
           </w:p>
         </w:tc>
@@ -242,7 +242,7 @@
         <w:pStyle w:val="ListBullet"/>
       </w:pPr>
       <w:r>
-        <w:t>SUM(tabela[coluna]) — soma os valores da coluna.</w:t>
+        <w:t>SUM(tabela[coluna]): soma os valores da coluna.</w:t>
       </w:r>
     </w:p>
     <w:p>
@@ -250,7 +250,7 @@
         <w:pStyle w:val="ListBullet"/>
       </w:pPr>
       <w:r>
-        <w:t>AVERAGE(tabela[coluna]) — calcula a média.</w:t>
+        <w:t>AVERAGE(tabela[coluna]): calcula a média.</w:t>
       </w:r>
     </w:p>
     <w:p>
@@ -258,7 +258,7 @@
         <w:pStyle w:val="ListBullet"/>
       </w:pPr>
       <w:r>
-        <w:t>COUNT(tabela[coluna]) / COUNTROWS(tabela) — conta valores ou linhas.</w:t>
+        <w:t>COUNT(tabela[coluna]) / COUNTROWS(tabela): conta valores ou linhas.</w:t>
       </w:r>
     </w:p>
     <w:p>
@@ -266,7 +266,7 @@
         <w:pStyle w:val="ListBullet"/>
       </w:pPr>
       <w:r>
-        <w:t>MIN(tabela[coluna]) / MAX(tabela[coluna]) — menor e maior valor.</w:t>
+        <w:t>MIN(tabela[coluna]) / MAX(tabela[coluna]): menor e maior valor.</w:t>
       </w:r>
     </w:p>
     <w:p>
@@ -274,7 +274,7 @@
         <w:pStyle w:val="ListBullet"/>
       </w:pPr>
       <w:r>
-        <w:t>DISTINCTCOUNT(tabela[coluna]) — conta valores distintos (ex.: número de clientes únicos).</w:t>
+        <w:t>DISTINCTCOUNT(tabela[coluna]): conta valores distintos (ex.: número de clientes únicos).</w:t>
       </w:r>
     </w:p>
     <w:p>

--- a/Aula 06 - 16-09-2026/Aula 6 - Apostila do Aluno.docx
+++ b/Aula 06 - 16-09-2026/Aula 6 - Apostila do Aluno.docx
@@ -80,6 +80,14 @@
       </w:pPr>
       <w:r>
         <w:t>Como organizar e nomear medidas de forma clara.</w:t>
+      </w:r>
+    </w:p>
+    <w:p>
+      <w:pPr>
+        <w:pStyle w:val="ListBullet"/>
+      </w:pPr>
+      <w:r>
+        <w:t>Como criar uma medida rápida (quick measure) pelo assistente visual.</w:t>
       </w:r>
     </w:p>
     <w:p>
@@ -368,6 +376,20 @@
         <w:pStyle w:val="Heading1"/>
       </w:pPr>
       <w:r>
+        <w:t>6. Medidas rápidas (Quick measures)</w:t>
+      </w:r>
+    </w:p>
+    <w:p>
+      <w:pPr/>
+      <w:r>
+        <w:t>Quick measure é uma medida DAX gerada automaticamente por um assistente visual, sem escrever a fórmula na mão. Acesso: botão direito na tabela &gt; Nova medida rápida, ou grupo Cálculos na guia Página Inicial. Cobre cálculos comuns como total no período, % do total geral, média móvel e ranking. Depois de criada, é possível abrir a fórmula gerada no editor DAX e aprender lendo o código — um bom ponto de partida, mas que não substitui entender a sintaxe manual.</w:t>
+      </w:r>
+    </w:p>
+    <w:p>
+      <w:pPr>
+        <w:pStyle w:val="Heading1"/>
+      </w:pPr>
+      <w:r>
         <w:rPr>
           <w:color w:val="1F497D"/>
         </w:rPr>
@@ -627,6 +649,14 @@
       </w:pPr>
       <w:r>
         <w:t>Por que é uma boa prática criar uma tabela dedicada só para medidas?</w:t>
+      </w:r>
+    </w:p>
+    <w:p>
+      <w:pPr>
+        <w:pStyle w:val="ListNumber"/>
+      </w:pPr>
+      <w:r>
+        <w:t>O que é uma medida rápida (quick measure) e quando vale usar?</w:t>
       </w:r>
     </w:p>
     <w:p>

--- a/Aula 06 - 16-09-2026/Aula 6 - Apostila do Aluno.docx
+++ b/Aula 06 - 16-09-2026/Aula 6 - Apostila do Aluno.docx
@@ -115,6 +115,18 @@
           <w:color w:val="1F497D"/>
         </w:rPr>
         <w:t>2. Coluna calculada x Medida</w:t>
+      </w:r>
+    </w:p>
+    <w:p>
+      <w:pPr/>
+      <w:r>
+        <w:t>Coluna calculada: calculada linha a linha e fica armazenada na tabela (ocupa espaço) — boa para categorizar ou classificar linhas.</w:t>
+      </w:r>
+    </w:p>
+    <w:p>
+      <w:pPr/>
+      <w:r>
+        <w:t>Medida: calculada dinamicamente, conforme o contexto do visual; não é armazenada, é calculada em tempo real — boa para agregações (soma, média, contagem).</w:t>
       </w:r>
     </w:p>
     <w:tbl>
@@ -394,6 +406,96 @@
           <w:color w:val="1F497D"/>
         </w:rPr>
         <w:t>Glossário</w:t>
+      </w:r>
+    </w:p>
+    <w:p>
+      <w:pPr/>
+      <w:r>
+        <w:rPr>
+          <w:b/>
+        </w:rPr>
+        <w:t>Medida</w:t>
+      </w:r>
+    </w:p>
+    <w:p>
+      <w:pPr/>
+      <w:r>
+        <w:t>Cálculo dinâmico, recalculado conforme o contexto do visual.</w:t>
+      </w:r>
+    </w:p>
+    <w:p>
+      <w:pPr/>
+      <w:r>
+        <w:rPr>
+          <w:b/>
+        </w:rPr>
+        <w:t>Coluna calculada</w:t>
+      </w:r>
+    </w:p>
+    <w:p>
+      <w:pPr/>
+      <w:r>
+        <w:t>Coluna criada com uma fórmula, calculada linha a linha.</w:t>
+      </w:r>
+    </w:p>
+    <w:p>
+      <w:pPr/>
+      <w:r>
+        <w:rPr>
+          <w:b/>
+        </w:rPr>
+        <w:t>Contexto de linha</w:t>
+      </w:r>
+    </w:p>
+    <w:p>
+      <w:pPr/>
+      <w:r>
+        <w:t>O "estado" de cálculo referente a uma linha específica de uma tabela.</w:t>
+      </w:r>
+    </w:p>
+    <w:p>
+      <w:pPr/>
+      <w:r>
+        <w:rPr>
+          <w:b/>
+        </w:rPr>
+        <w:t>Contexto de filtro</w:t>
+      </w:r>
+    </w:p>
+    <w:p>
+      <w:pPr/>
+      <w:r>
+        <w:t>Conjunto de filtros ativos no momento em que uma medida é calculada.</w:t>
+      </w:r>
+    </w:p>
+    <w:p>
+      <w:pPr/>
+      <w:r>
+        <w:rPr>
+          <w:b/>
+        </w:rPr>
+        <w:t>DISTINCTCOUNT</w:t>
+      </w:r>
+    </w:p>
+    <w:p>
+      <w:pPr/>
+      <w:r>
+        <w:t>Função DAX que conta valores distintos de uma coluna.</w:t>
+      </w:r>
+    </w:p>
+    <w:p>
+      <w:pPr/>
+      <w:r>
+        <w:rPr>
+          <w:b/>
+        </w:rPr>
+        <w:t>Medida rápida (Quick measure)</w:t>
+      </w:r>
+    </w:p>
+    <w:p>
+      <w:pPr/>
+      <w:r>
+        <w:t>Medida DAX gerada por assistente visual, sem escrever a fórmula manualmente.</w:t>
       </w:r>
     </w:p>
     <w:tbl>
